--- a/docs/毕业论文摘要.docx
+++ b/docs/毕业论文摘要.docx
@@ -42,7 +42,7 @@
           <w:b w:val="0"/>
           <w:sz w:val="24"/>
         </w:rPr>
-        <w:t>伴随我国城镇化步伐不断加快，大量青年劳动力涌入一线及新一线城市，住房租赁市场的体量随之持续攀升。然而，长期以来租赁行业在信息发布、交易撮合和合同管理等环节仍依赖较为传统的手段——街头张贴广告、社交媒体转发或口口相传，由此带来房源信息碎片化、房东身份难辨别、费用明细不透明、签约流程缺乏规范等一系列现实困境。尤其在当前主流平台中，一手房东、转租房东与中介机构之间缺少显著区分，水电燃气等生活费用也未得到统一标注，租客往往要在入住之后才了解到真实的居住成本，这严重损害了用户的知情权和决策效率。</w:t>
+        <w:t>伴随我国城镇化步伐不断加快，大量青年劳动力涌入一线及新一线城市，住房租赁市场体量持续攀升。然而，租赁行业在信息发布、交易撮合和合同管理等环节仍依赖传统手段——街头张贴广告、社交媒体转发或口口相传，由此带来房源信息碎片化、房东身份难辨别、费用明细不透明、签约流程缺乏规范等现实困境。尤其在当前主流平台中，一手房东、转租房东与中介机构之间缺少显著区分，水电燃气等生活费用也未得到统一标注，租客往往要在入住之后才了解到真实的居住成本，这严重损害了用户的知情权和决策效率。</w:t>
       </w:r>
     </w:p>
     <w:p>
@@ -72,7 +72,7 @@
           <w:b w:val="0"/>
           <w:sz w:val="24"/>
         </w:rPr>
-        <w:t>在功能层面，平台围绕租客、房东和管理员三类角色，划分为用户服务、房源管理、租赁业务、合同审批、消息通知和后台管理六大子系统。其中，本文着重落地了以下几项创新设计：第一，提出"三类房东＋五项费用"双透明展示模型，在房源详情页以醒目标签区分一手房东、二手房东（转租）与持牌中介，同时强制要求录入水费、电费、燃气费、物业费和网络费的计价方式及历史参考均值，从源头缩小信息差；第二，构建基于用户画像与房源标签的混合推荐引擎，综合运用协同过滤和内容相似度算法，根据租客的浏览、收藏和下单行为生成兴趣画像，精准匹配潜在房源；第三，集成Activiti 7流程引擎驱动房源上架审核与合同签署等关键节点的自动化流转，配合RabbitMQ消息队列实现合同状态变更、看房预约确认等异步通知，有效降低人工干预频次并保证业务时效性；第四，开发了轻量级合同风控模块，依托预设规则库对合同文本进行扫描，自动检测押金条款模糊、维修责任缺失等常见风险项并向双方发出提示。</w:t>
+        <w:t>在功能层面，平台围绕租客、房东和管理员三类角色，划分为用户服务、房源管理、租赁业务、合同审批、消息通知和后台管理六大子系统。本文着重落地了以下创新设计：第一，提出"三类房东＋五项费用"双透明展示模型，在房源详情页以醒目标签区分一手房东、二手房东（转租）与持牌中介，同时强制要求录入水费、电费、燃气费、物业费和网络费的计价方式及历史参考均值，从源头缩小信息差；第二，构建基于用户画像与房源标签的混合推荐引擎，综合运用协同过滤和内容相似度算法，根据租客的浏览、收藏和下单行为生成兴趣画像，精准匹配潜在房源；第三，集成Activiti 7流程引擎驱动房源上架审核与合同签署等关键节点的自动化流转，配合RabbitMQ消息队列实现合同状态变更、看房预约确认等异步通知，有效降低人工干预频次并保证业务时效性；第四，开发了轻量级合同风控模块，依托预设规则库对合同文本进行扫描，自动检测押金条款模糊、维修责任缺失等常见风险项并向双方发出提示。</w:t>
       </w:r>
     </w:p>
     <w:p>
@@ -87,7 +87,7 @@
           <w:b w:val="0"/>
           <w:sz w:val="24"/>
         </w:rPr>
-        <w:t>系统开发完成后，本文从功能完整性、并发性能和安全防护三个维度开展了测试验证。功能测试涵盖注册登录、房源发布与搜索、租赁下单、合同生成与风险识别、智能推荐、消息推送以及后台数据统计等全业务链路；性能测试借助JMeter模拟高并发场景下的房源查询与下单请求，确认系统在压力环境中仍能保持稳定的响应速率；安全测试则重点检查了接口鉴权、敏感数据加密及常见Web攻击（如SQL注入、跨站脚本）的防护效果。测试结果表明，系统各功能模块运行正常，推荐结果与用户偏好具有较高契合度，风控规则能够覆盖常见合同风险，整体满足预期设计目标。</w:t>
+        <w:t>本文从功能完整性、并发性能和安全防护三个维度开展了测试验证。功能测试涵盖注册登录、房源发布与搜索、租赁下单、合同生成与风险识别、智能推荐、消息推送以及后台数据统计等全业务链路；性能测试借助JMeter模拟高并发场景下的房源查询与下单请求，确认系统在压力环境中仍能保持稳定的响应速率；安全测试则重点检查了接口鉴权、敏感数据加密及常见Web攻击（如SQL注入、跨站脚本）的防护效果。测试结果表明，系统各功能模块运行正常，推荐结果与用户偏好具有较高契合度，风控规则能够覆盖常见合同风险，整体满足预期设计目标。</w:t>
       </w:r>
     </w:p>
     <w:p>
@@ -102,7 +102,7 @@
           <w:b w:val="0"/>
           <w:sz w:val="24"/>
         </w:rPr>
-        <w:t>本系统的研究与实践为住房租赁行业的数字化转型提供了一种可参考的技术方案，尤其在信息透明化、业务流程自动化和智能风控等方面做出了有益探索，对于缓解租赁市场信息不对称、提升交易效率和保障租客合法权益具有一定的现实意义。</w:t>
+        <w:t>本系统为住房租赁行业的数字化转型提供了可参考的技术方案，尤其在信息透明化、业务流程自动化和智能风控等方面做出了有益探索，对于缓解租赁市场信息不对称、提升交易效率和保障租客合法权益具有一定的现实意义。</w:t>
       </w:r>
     </w:p>
     <w:p>

--- a/docs/毕业论文摘要.docx
+++ b/docs/毕业论文摘要.docx
@@ -159,7 +159,7 @@
           <w:b w:val="0"/>
           <w:sz w:val="24"/>
         </w:rPr>
-        <w:t>With the acceleration of urbanization in China, a growing number of young workers have been migrating to major cities, driving a sustained expansion of the housing rental market. Nevertheless, the rental industry still relies heavily on conventional approaches for listing properties, matching tenants with landlords, and managing lease agreements — ranging from street posters and social-media sharing to word-of-mouth referrals. These practices result in fragmented property information, unclear landlord identities, opaque fee structures, and informal contracting procedures. In particular, mainstream platforms fail to clearly differentiate among first-hand landlords, subletters, and licensed agents, while utility costs such as water, electricity, and gas are seldom standardized, leaving tenants unaware of actual living expenses until after move-in.</w:t>
+        <w:t>With the acceleration of urbanization in China, a growing number of young workers have been migrating to major cities, driving sustained expansion of the housing rental market. Nevertheless, the rental industry still relies on conventional approaches for listing properties, matching tenants with landlords, and managing lease agreements — ranging from street posters and social-media sharing to word-of-mouth referrals. These practices result in fragmented property information, unclear landlord identities, opaque fee structures, and informal contracting procedures. In particular, mainstream platforms fail to clearly differentiate among first-hand landlords, subletters, and licensed agents, while utility costs such as water, electricity, and gas are seldom standardized, leaving tenants unaware of actual living expenses until after move-in.</w:t>
       </w:r>
     </w:p>
     <w:p>
@@ -189,7 +189,7 @@
           <w:b w:val="0"/>
           <w:sz w:val="24"/>
         </w:rPr>
-        <w:t>Functionally, the platform is organized around three user roles — tenant, landlord, and administrator — and comprises six subsystems: user services, property management, leasing operations, contract approval, message notification, and back-office administration. Several innovative features are highlighted. First, a "three-type landlord plus five-category fee" dual-transparency model is proposed, which prominently labels property listings with the landlord category (first-hand owner, subletter, or licensed agent) and mandates the disclosure of pricing methods and historical averages for water, electricity, gas, property-management, and internet fees. Second, a hybrid recommendation engine combining collaborative filtering and content-based similarity is constructed; it generates user-interest profiles from browsing, bookmarking, and ordering behaviors to deliver personalized property suggestions. Third, the Activiti 7 workflow engine is integrated to automate approval flows for property listing reviews and contract signing, while RabbitMQ handles asynchronous notifications such as contract-status updates and viewing-appointment confirmations. Fourth, a lightweight contract risk-control module is developed; it scans contract texts against a predefined rule base to detect common risk clauses — for instance, vague deposit-refund conditions or missing maintenance obligations — and alerts both parties accordingly.</w:t>
+        <w:t>Functionally, the platform is organized around three user roles — tenant, landlord, and administrator — and comprises six subsystems: user services, property management, leasing operations, contract approval, message notification, and back-office administration. The following innovative features are highlighted. First, a "three-type landlord plus five-category fee" dual-transparency model is proposed, which prominently labels property listings with the landlord category (first-hand owner, subletter, or licensed agent) and mandates the disclosure of pricing methods and historical averages for water, electricity, gas, property-management, and internet fees. Second, a hybrid recommendation engine combining collaborative filtering and content-based similarity is constructed; it generates user-interest profiles from browsing, bookmarking, and ordering behaviors to deliver personalized property suggestions. Third, the Activiti 7 workflow engine is integrated to automate approval flows for property listing reviews and contract signing, while RabbitMQ handles asynchronous notifications such as contract-status updates and viewing-appointment confirmations. Fourth, a lightweight contract risk-control module is developed; it scans contract texts against a predefined rule base to detect common risk clauses — for instance, vague deposit-refund conditions or missing maintenance obligations — and alerts both parties accordingly.</w:t>
       </w:r>
     </w:p>
     <w:p>
@@ -204,7 +204,7 @@
           <w:b w:val="0"/>
           <w:sz w:val="24"/>
         </w:rPr>
-        <w:t>After development, the system was validated from three perspectives: functional completeness, concurrent performance, and security protection. Functional tests covered the entire business chain, including registration, property search, order placement, contract generation, risk identification, intelligent recommendation, and back-office analytics. Performance tests used JMeter to simulate high-concurrency scenarios for property queries and order submissions, confirming that the system maintains stable response times under load. Security tests focused on API authentication, sensitive-data encryption, and defenses against common web attacks such as SQL injection and cross-site scripting. The results demonstrate that all modules operate correctly, recommendation outputs align well with user preferences, and risk-control rules effectively cover prevalent contract hazards, meeting the intended design objectives overall.</w:t>
+        <w:t>The system was validated from three perspectives: functional completeness, concurrent performance, and security protection. Functional tests covered the entire business chain, including registration, property search, order placement, contract generation, risk identification, intelligent recommendation, and back-office analytics. Performance tests used JMeter to simulate high-concurrency scenarios for property queries and order submissions, confirming that the system maintains stable response times under load. Security tests focused on API authentication, sensitive-data encryption, and defenses against common web attacks such as SQL injection and cross-site scripting. The results demonstrate that all modules operate correctly, recommendation outputs align well with user preferences, and risk-control rules effectively cover prevalent contract hazards, meeting the intended design objectives overall.</w:t>
       </w:r>
     </w:p>
     <w:p>
@@ -219,7 +219,7 @@
           <w:b w:val="0"/>
           <w:sz w:val="24"/>
         </w:rPr>
-        <w:t>This research offers a replicable technical reference for the digital transformation of the housing rental industry. It makes meaningful contributions in information transparency, business-process automation, and intelligent risk control, and holds practical significance for alleviating information asymmetry, improving transaction efficiency, and safeguarding tenant rights in the rental market.</w:t>
+        <w:t>This system offers a technical reference for the digital transformation of the housing rental industry. It makes meaningful contributions in information transparency, business-process automation, and intelligent risk control, and holds practical significance for alleviating information asymmetry, improving transaction efficiency, and safeguarding tenant rights in the rental market.</w:t>
       </w:r>
     </w:p>
     <w:p>

--- a/docs/毕业论文摘要.docx
+++ b/docs/毕业论文摘要.docx
@@ -42,7 +42,7 @@
           <w:b w:val="0"/>
           <w:sz w:val="24"/>
         </w:rPr>
-        <w:t>伴随我国城镇化步伐不断加快，大量青年劳动力涌入一线及新一线城市，住房租赁市场体量持续攀升。然而，租赁行业在信息发布、交易撮合和合同管理等环节仍依赖传统手段——街头张贴广告、社交媒体转发或口口相传，由此带来房源信息碎片化、房东身份难辨别、费用明细不透明、签约流程缺乏规范等现实困境。尤其在当前主流平台中，一手房东、转租房东与中介机构之间缺少显著区分，水电燃气等生活费用也未得到统一标注，租客往往要在入住之后才了解到真实的居住成本，这严重损害了用户的知情权和决策效率。</w:t>
+        <w:t>伴随我国城镇化步伐不断加快，大量青年劳动力涌入一线及新一线城市，住房租赁市场体量持续攀升。然而，租赁行业在信息发布、交易撮合和合同管理等环节仍依赖传统手段，由此带来房源信息碎片化、房东身份难辨别、费用明细不透明、签约流程缺乏规范等现实困境。尤其在主流平台中，一手房东、转租房东与中介机构缺少显著区分，水电燃气等生活费用未统一标注，租客往往入住后才了解到真实居住成本，严重损害了用户的知情权和决策效率。</w:t>
       </w:r>
     </w:p>
     <w:p>
@@ -57,7 +57,7 @@
           <w:b w:val="0"/>
           <w:sz w:val="24"/>
         </w:rPr>
-        <w:t>针对上述痛点，本文设计并实现了一套基于Spring Boot技术栈的房屋租赁管理平台。系统采用前后端分离的B/S体系结构，后端以Spring Boot 3.x为核心框架，结合MyBatis-Plus完成数据持久化与接口封装，前端运用Vue 3配合Element Plus组件库搭建交互界面，数据层选用MySQL 8.0进行关系型存储，并借助Redis实现热点数据缓存以提升访问效率。</w:t>
+        <w:t>针对上述痛点，本文设计并实现了一套基于Spring Boot技术栈的房屋租赁管理平台。系统采用前后端分离的B/S架构，后端以Spring Boot 3.x为核心框架，结合MyBatis-Plus完成数据持久化，前端运用Vue 3配合Element Plus组件库搭建交互界面，数据层选用MySQL 8.0进行关系型存储，并借助Redis实现热点数据缓存以提升访问效率。</w:t>
       </w:r>
     </w:p>
     <w:p>
@@ -72,7 +72,7 @@
           <w:b w:val="0"/>
           <w:sz w:val="24"/>
         </w:rPr>
-        <w:t>在功能层面，平台围绕租客、房东和管理员三类角色，划分为用户服务、房源管理、租赁业务、合同审批、消息通知和后台管理六大子系统。本文着重落地了以下创新设计：第一，提出"三类房东＋五项费用"双透明展示模型，在房源详情页以醒目标签区分一手房东、二手房东（转租）与持牌中介，同时强制要求录入水费、电费、燃气费、物业费和网络费的计价方式及历史参考均值，从源头缩小信息差；第二，构建基于用户画像与房源标签的混合推荐引擎，综合运用协同过滤和内容相似度算法，根据租客的浏览、收藏和下单行为生成兴趣画像，精准匹配潜在房源；第三，集成Activiti 7流程引擎驱动房源上架审核与合同签署等关键节点的自动化流转，配合RabbitMQ消息队列实现合同状态变更、看房预约确认等异步通知，有效降低人工干预频次并保证业务时效性；第四，开发了轻量级合同风控模块，依托预设规则库对合同文本进行扫描，自动检测押金条款模糊、维修责任缺失等常见风险项并向双方发出提示。</w:t>
+        <w:t>在功能层面，平台围绕租客、房东和管理员三类角色，划分为用户服务、房源管理、租赁业务、合同审批、消息通知和后台管理六大子系统。本文着重落地了以下创新设计：第一，提出"三类房东＋五项费用"双透明展示模型，在房源详情页以醒目标签区分一手房东、二手房东（转租）与持牌中介，同时强制录入水费、电费、燃气费、物业费和网络费的计价方式及历史参考均值，从源头缩小信息差；第二，构建基于用户画像与房源标签的混合推荐引擎，综合运用协同过滤和内容相似度算法，根据租客浏览、收藏和下单行为精准匹配潜在房源；第三，集成Activiti 7流程引擎驱动房源上架审核与合同签署的自动化流转，配合RabbitMQ消息队列实现合同状态变更、看房预约确认等异步通知，降低人工干预频次并保证业务时效性；第四，开发轻量级合同风控模块，依托预设规则库对合同文本扫描，自动检测押金条款模糊、维修责任缺失等常见风险项并向双方发出提示。</w:t>
       </w:r>
     </w:p>
     <w:p>
@@ -87,7 +87,7 @@
           <w:b w:val="0"/>
           <w:sz w:val="24"/>
         </w:rPr>
-        <w:t>本文从功能完整性、并发性能和安全防护三个维度开展了测试验证。功能测试涵盖注册登录、房源发布与搜索、租赁下单、合同生成与风险识别、智能推荐、消息推送以及后台数据统计等全业务链路；性能测试借助JMeter模拟高并发场景下的房源查询与下单请求，确认系统在压力环境中仍能保持稳定的响应速率；安全测试则重点检查了接口鉴权、敏感数据加密及常见Web攻击（如SQL注入、跨站脚本）的防护效果。测试结果表明，系统各功能模块运行正常，推荐结果与用户偏好具有较高契合度，风控规则能够覆盖常见合同风险，整体满足预期设计目标。</w:t>
+        <w:t>本文从功能完整性、并发性能和安全防护三个维度开展了测试验证。功能测试涵盖注册登录、房源发布与搜索、租赁下单、合同生成与风险识别、智能推荐及后台数据统计等全业务链路；性能测试借助JMeter模拟高并发场景，确认系统在压力环境中保持稳定响应；安全测试重点检查了接口鉴权、敏感数据加密及SQL注入、跨站脚本等攻击防护效果。测试结果表明，系统各功能模块运行正常，推荐结果与用户偏好契合度较高，风控规则能覆盖常见合同风险，整体满足预期设计目标。</w:t>
       </w:r>
     </w:p>
     <w:p>
@@ -102,7 +102,7 @@
           <w:b w:val="0"/>
           <w:sz w:val="24"/>
         </w:rPr>
-        <w:t>本系统为住房租赁行业的数字化转型提供了可参考的技术方案，尤其在信息透明化、业务流程自动化和智能风控等方面做出了有益探索，对于缓解租赁市场信息不对称、提升交易效率和保障租客合法权益具有一定的现实意义。</w:t>
+        <w:t>本系统为住房租赁行业的数字化转型提供了可参考的技术方案，在信息透明化、业务流程自动化和智能风控等方面做出了有益探索，对于缓解租赁市场信息不对称、提升交易效率和保障租客权益具有现实意义。</w:t>
       </w:r>
     </w:p>
     <w:p>
@@ -159,7 +159,7 @@
           <w:b w:val="0"/>
           <w:sz w:val="24"/>
         </w:rPr>
-        <w:t>With the acceleration of urbanization in China, a growing number of young workers have been migrating to major cities, driving sustained expansion of the housing rental market. Nevertheless, the rental industry still relies on conventional approaches for listing properties, matching tenants with landlords, and managing lease agreements — ranging from street posters and social-media sharing to word-of-mouth referrals. These practices result in fragmented property information, unclear landlord identities, opaque fee structures, and informal contracting procedures. In particular, mainstream platforms fail to clearly differentiate among first-hand landlords, subletters, and licensed agents, while utility costs such as water, electricity, and gas are seldom standardized, leaving tenants unaware of actual living expenses until after move-in.</w:t>
+        <w:t>With the acceleration of urbanization in China, a growing number of young workers have been migrating to major cities, driving sustained expansion of the housing rental market. Nevertheless, the rental industry still relies on conventional approaches for listing properties, matching tenants with landlords, and managing lease agreements, resulting in fragmented property information, unclear landlord identities, opaque fee structures, and informal contracting procedures. In particular, mainstream platforms fail to clearly differentiate among first-hand landlords, subletters, and licensed agents, while utility costs such as water, electricity, and gas are seldom standardized, leaving tenants unaware of actual living expenses until after move-in, which seriously undermines their right to information and decision-making efficiency.</w:t>
       </w:r>
     </w:p>
     <w:p>
@@ -174,7 +174,7 @@
           <w:b w:val="0"/>
           <w:sz w:val="24"/>
         </w:rPr>
-        <w:t>To address these issues, this thesis designs and implements a housing rental management platform built on the Spring Boot technology stack. The system adopts a browser/server architecture with a separated front-end and back-end. The back-end is powered by Spring Boot 3.x together with MyBatis-Plus for data persistence and API encapsulation. The front-end is developed with Vue 3 and Element Plus. MySQL 8.0 serves as the relational database, supplemented by Redis for hot-data caching to improve query performance.</w:t>
+        <w:t>To address these issues, this thesis designs and implements a housing rental management platform built on the Spring Boot technology stack. The system adopts a B/S architecture with a separated front-end and back-end. The back-end is powered by Spring Boot 3.x together with MyBatis-Plus for data persistence. The front-end is developed with Vue 3 and Element Plus. MySQL 8.0 serves as the relational database, supplemented by Redis for hot-data caching to improve query performance.</w:t>
       </w:r>
     </w:p>
     <w:p>
@@ -189,7 +189,7 @@
           <w:b w:val="0"/>
           <w:sz w:val="24"/>
         </w:rPr>
-        <w:t>Functionally, the platform is organized around three user roles — tenant, landlord, and administrator — and comprises six subsystems: user services, property management, leasing operations, contract approval, message notification, and back-office administration. The following innovative features are highlighted. First, a "three-type landlord plus five-category fee" dual-transparency model is proposed, which prominently labels property listings with the landlord category (first-hand owner, subletter, or licensed agent) and mandates the disclosure of pricing methods and historical averages for water, electricity, gas, property-management, and internet fees. Second, a hybrid recommendation engine combining collaborative filtering and content-based similarity is constructed; it generates user-interest profiles from browsing, bookmarking, and ordering behaviors to deliver personalized property suggestions. Third, the Activiti 7 workflow engine is integrated to automate approval flows for property listing reviews and contract signing, while RabbitMQ handles asynchronous notifications such as contract-status updates and viewing-appointment confirmations. Fourth, a lightweight contract risk-control module is developed; it scans contract texts against a predefined rule base to detect common risk clauses — for instance, vague deposit-refund conditions or missing maintenance obligations — and alerts both parties accordingly.</w:t>
+        <w:t>Functionally, the platform is organized around three user roles — tenant, landlord, and administrator — and comprises six subsystems: user services, property management, leasing operations, contract approval, message notification, and back-office administration. The following innovative features are highlighted. First, a “three-type landlord plus five-category fee” dual-transparency model is proposed, which prominently labels property listings with the landlord category (first-hand owner, subletter, or licensed agent) and mandates the disclosure of pricing methods and historical averages for water, electricity, gas, property-management, and internet fees. Second, a hybrid recommendation engine combining collaborative filtering and content-based similarity is constructed to deliver personalized property matching based on tenant browsing, bookmarking, and ordering behaviors. Third, the Activiti 7 workflow engine is integrated to automate approval flows for property listing reviews and contract signing, while RabbitMQ handles asynchronous notifications such as contract-status updates and viewing-appointment confirmations, reducing manual intervention. Fourth, a lightweight contract risk-control module is developed to scan contract texts against a predefined rule base, detecting common risk clauses such as vague deposit-refund conditions or missing maintenance obligations, and alerting both parties accordingly.</w:t>
       </w:r>
     </w:p>
     <w:p>
@@ -204,7 +204,7 @@
           <w:b w:val="0"/>
           <w:sz w:val="24"/>
         </w:rPr>
-        <w:t>The system was validated from three perspectives: functional completeness, concurrent performance, and security protection. Functional tests covered the entire business chain, including registration, property search, order placement, contract generation, risk identification, intelligent recommendation, and back-office analytics. Performance tests used JMeter to simulate high-concurrency scenarios for property queries and order submissions, confirming that the system maintains stable response times under load. Security tests focused on API authentication, sensitive-data encryption, and defenses against common web attacks such as SQL injection and cross-site scripting. The results demonstrate that all modules operate correctly, recommendation outputs align well with user preferences, and risk-control rules effectively cover prevalent contract hazards, meeting the intended design objectives overall.</w:t>
+        <w:t>The system was validated from three perspectives: functional completeness, concurrent performance, and security protection. Functional tests covered the entire business chain including registration, property search, order placement, contract generation, risk identification, intelligent recommendation, and back-office analytics. Performance tests used JMeter to simulate high-concurrency scenarios, confirming stable system response under load. Security tests examined API authentication, sensitive-data encryption, and defenses against SQL injection and cross-site scripting attacks. The results demonstrate that all modules operate correctly, recommendation outputs align well with user preferences, and risk-control rules effectively cover prevalent contract hazards, meeting the intended design objectives.</w:t>
       </w:r>
     </w:p>
     <w:p>

--- a/docs/毕业论文摘要.docx
+++ b/docs/毕业论文摘要.docx
@@ -4,21 +4,7 @@
   <w:body>
     <w:p>
       <w:pPr>
-        <w:spacing w:before="240" w:after="240" w:line="560" w:lineRule="exact"/>
-        <w:jc w:val="center"/>
-      </w:pPr>
-      <w:r>
-        <w:rPr>
-          <w:rFonts w:ascii="Times New Roman" w:hAnsi="Times New Roman" w:eastAsia="黑体"/>
-          <w:b/>
-          <w:sz w:val="36"/>
-        </w:rPr>
-        <w:t>基于Spring Boot的房屋租赁系统设计与实现</w:t>
-      </w:r>
-    </w:p>
-    <w:p>
-      <w:pPr>
-        <w:spacing w:before="240" w:after="240" w:line="560" w:lineRule="exact"/>
+        <w:spacing w:after="240" w:before="0" w:line="360" w:lineRule="auto"/>
         <w:jc w:val="center"/>
       </w:pPr>
       <w:r>
@@ -27,14 +13,28 @@
           <w:b/>
           <w:sz w:val="32"/>
         </w:rPr>
+        <w:t>基于Spring Boot的房屋租赁系统设计与实现</w:t>
+      </w:r>
+    </w:p>
+    <w:p>
+      <w:pPr>
+        <w:spacing w:after="240" w:before="0" w:line="360" w:lineRule="auto"/>
+        <w:jc w:val="center"/>
+      </w:pPr>
+      <w:r>
+        <w:rPr>
+          <w:rFonts w:ascii="Times New Roman" w:hAnsi="Times New Roman" w:eastAsia="黑体"/>
+          <w:b/>
+          <w:sz w:val="28"/>
+        </w:rPr>
         <w:t>摘  要</w:t>
       </w:r>
     </w:p>
     <w:p>
       <w:pPr>
-        <w:spacing w:line="560" w:lineRule="exact" w:before="0" w:after="0"/>
-        <w:ind w:firstLine="480"/>
-        <w:jc w:val="both"/>
+        <w:spacing w:after="200" w:before="0" w:line="360" w:lineRule="auto"/>
+        <w:ind w:firstLine="425"/>
+        <w:jc w:val="left"/>
       </w:pPr>
       <w:r>
         <w:rPr>
@@ -42,74 +42,14 @@
           <w:b w:val="0"/>
           <w:sz w:val="24"/>
         </w:rPr>
-        <w:t>伴随我国城镇化步伐不断加快，大量青年劳动力涌入一线及新一线城市，住房租赁市场体量持续攀升。然而，租赁行业在信息发布、交易撮合和合同管理等环节仍依赖传统手段，由此带来房源信息碎片化、房东身份难辨别、费用明细不透明、签约流程缺乏规范等现实困境。尤其在主流平台中，一手房东、转租房东与中介机构缺少显著区分，水电燃气等生活费用未统一标注，租客往往入住后才了解到真实居住成本，严重损害了用户的知情权和决策效率。</w:t>
+        <w:t>随着城镇化步伐加快，大量青年劳动力涌入一线城市，住房租赁市场持续扩大。然而当前租赁行业在房源发布、交易撮合及合同管理等方面仍依赖传统手段，存在房东身份难辨、费用明细不透明、签约流程不规范等问题。主流平台对一手房东、转租房东与中介缺少显著区分，水电燃气等生活费用亦未统一标注，租客常在入住后方知真实成本，知情权与决策效率受到损害。为此，本文设计并实现了一套基于Spring Boot的房屋租赁管理平台。系统采用B/S架构，后端以Spring Boot 3.x为核心并结合MyBatis-Plus实现数据持久化，前端使用Vue 3与Element Plus搭建界面，数据层采用MySQL 8.0存储，Redis缓存热点数据。平台面向租客、房东和管理员三类角色，涵盖用户服务、房源管理、租赁业务、合同审批、消息通知及后台管理六大子系统。核心创新包括：提出"三类房东＋五项费用"双透明展示模型，强制标注房东属性与水电燃气物业网络的计价方式；构建融合协同过滤与内容相似度的混合推荐引擎，依据用户行为精准匹配房源；集成Activiti 7流程引擎驱动审核与签约流转，配合RabbitMQ实现异步通知；开发轻量级合同风控模块，基于规则库自动检测押金模糊、维修责任缺失等风险条款。经功能、性能与安全三方面测试验证，系统各模块运行正常，满足预期设计目标。</w:t>
       </w:r>
     </w:p>
     <w:p>
       <w:pPr>
-        <w:spacing w:line="560" w:lineRule="exact" w:before="0" w:after="0"/>
-        <w:ind w:firstLine="480"/>
-        <w:jc w:val="both"/>
-      </w:pPr>
-      <w:r>
-        <w:rPr>
-          <w:rFonts w:ascii="Times New Roman" w:hAnsi="Times New Roman" w:eastAsia="宋体"/>
-          <w:b w:val="0"/>
-          <w:sz w:val="24"/>
-        </w:rPr>
-        <w:t>针对上述痛点，本文设计并实现了一套基于Spring Boot技术栈的房屋租赁管理平台。系统采用前后端分离的B/S架构，后端以Spring Boot 3.x为核心框架，结合MyBatis-Plus完成数据持久化，前端运用Vue 3配合Element Plus组件库搭建交互界面，数据层选用MySQL 8.0进行关系型存储，并借助Redis实现热点数据缓存以提升访问效率。</w:t>
-      </w:r>
-    </w:p>
-    <w:p>
-      <w:pPr>
-        <w:spacing w:line="560" w:lineRule="exact" w:before="0" w:after="0"/>
-        <w:ind w:firstLine="480"/>
-        <w:jc w:val="both"/>
-      </w:pPr>
-      <w:r>
-        <w:rPr>
-          <w:rFonts w:ascii="Times New Roman" w:hAnsi="Times New Roman" w:eastAsia="宋体"/>
-          <w:b w:val="0"/>
-          <w:sz w:val="24"/>
-        </w:rPr>
-        <w:t>在功能层面，平台围绕租客、房东和管理员三类角色，划分为用户服务、房源管理、租赁业务、合同审批、消息通知和后台管理六大子系统。本文着重落地了以下创新设计：第一，提出"三类房东＋五项费用"双透明展示模型，在房源详情页以醒目标签区分一手房东、二手房东（转租）与持牌中介，同时强制录入水费、电费、燃气费、物业费和网络费的计价方式及历史参考均值，从源头缩小信息差；第二，构建基于用户画像与房源标签的混合推荐引擎，综合运用协同过滤和内容相似度算法，根据租客浏览、收藏和下单行为精准匹配潜在房源；第三，集成Activiti 7流程引擎驱动房源上架审核与合同签署的自动化流转，配合RabbitMQ消息队列实现合同状态变更、看房预约确认等异步通知，降低人工干预频次并保证业务时效性；第四，开发轻量级合同风控模块，依托预设规则库对合同文本扫描，自动检测押金条款模糊、维修责任缺失等常见风险项并向双方发出提示。</w:t>
-      </w:r>
-    </w:p>
-    <w:p>
-      <w:pPr>
-        <w:spacing w:line="560" w:lineRule="exact" w:before="0" w:after="0"/>
-        <w:ind w:firstLine="480"/>
-        <w:jc w:val="both"/>
-      </w:pPr>
-      <w:r>
-        <w:rPr>
-          <w:rFonts w:ascii="Times New Roman" w:hAnsi="Times New Roman" w:eastAsia="宋体"/>
-          <w:b w:val="0"/>
-          <w:sz w:val="24"/>
-        </w:rPr>
-        <w:t>本文从功能完整性、并发性能和安全防护三个维度开展了测试验证。功能测试涵盖注册登录、房源发布与搜索、租赁下单、合同生成与风险识别、智能推荐及后台数据统计等全业务链路；性能测试借助JMeter模拟高并发场景，确认系统在压力环境中保持稳定响应；安全测试重点检查了接口鉴权、敏感数据加密及SQL注入、跨站脚本等攻击防护效果。测试结果表明，系统各功能模块运行正常，推荐结果与用户偏好契合度较高，风控规则能覆盖常见合同风险，整体满足预期设计目标。</w:t>
-      </w:r>
-    </w:p>
-    <w:p>
-      <w:pPr>
-        <w:spacing w:line="560" w:lineRule="exact" w:before="0" w:after="0"/>
-        <w:ind w:firstLine="480"/>
-        <w:jc w:val="both"/>
-      </w:pPr>
-      <w:r>
-        <w:rPr>
-          <w:rFonts w:ascii="Times New Roman" w:hAnsi="Times New Roman" w:eastAsia="宋体"/>
-          <w:b w:val="0"/>
-          <w:sz w:val="24"/>
-        </w:rPr>
-        <w:t>本系统为住房租赁行业的数字化转型提供了可参考的技术方案，在信息透明化、业务流程自动化和智能风控等方面做出了有益探索，对于缓解租赁市场信息不对称、提升交易效率和保障租客权益具有现实意义。</w:t>
-      </w:r>
-    </w:p>
-    <w:p>
-      <w:pPr>
-        <w:spacing w:line="560" w:lineRule="exact" w:before="240" w:after="0"/>
-        <w:ind w:firstLine="480"/>
-        <w:jc w:val="both"/>
+        <w:spacing w:after="240" w:line="360" w:lineRule="auto"/>
+        <w:ind w:firstLine="425"/>
+        <w:jc w:val="left"/>
       </w:pPr>
       <w:r>
         <w:rPr>
@@ -129,108 +69,86 @@
       </w:r>
     </w:p>
     <w:p>
+      <w:pPr>
+        <w:spacing w:after="120" w:before="0" w:line="360" w:lineRule="auto"/>
+        <w:jc w:val="left"/>
+      </w:pPr>
       <w:r>
-        <w:br w:type="page"/>
+        <w:rPr>
+          <w:rFonts w:ascii="Times New Roman" w:hAnsi="Times New Roman" w:eastAsia="宋体"/>
+          <w:b w:val="0"/>
+          <w:sz w:val="24"/>
+        </w:rPr>
       </w:r>
     </w:p>
     <w:p>
       <w:pPr>
-        <w:spacing w:before="240" w:after="240" w:line="560" w:lineRule="exact"/>
+        <w:spacing w:after="240" w:before="0" w:line="360" w:lineRule="auto"/>
         <w:jc w:val="center"/>
       </w:pPr>
       <w:r>
         <w:rPr>
-          <w:rFonts w:ascii="Times New Roman" w:hAnsi="Times New Roman" w:eastAsia="Times New Roman"/>
+          <w:rFonts w:ascii="Times New Roman" w:hAnsi="Times New Roman" w:eastAsia="黑体"/>
           <w:b/>
-          <w:sz w:val="32"/>
+          <w:sz w:val="28"/>
         </w:rPr>
         <w:t>Abstract</w:t>
       </w:r>
     </w:p>
     <w:p>
       <w:pPr>
-        <w:spacing w:line="560" w:lineRule="exact" w:before="0" w:after="0"/>
-        <w:ind w:firstLine="480"/>
-        <w:jc w:val="both"/>
+        <w:spacing w:after="80" w:before="0" w:line="360" w:lineRule="auto"/>
+        <w:ind w:firstLine="425"/>
+        <w:jc w:val="left"/>
       </w:pPr>
       <w:r>
         <w:rPr>
-          <w:rFonts w:ascii="Times New Roman" w:hAnsi="Times New Roman" w:eastAsia="Times New Roman"/>
+          <w:rFonts w:ascii="Times New Roman" w:hAnsi="Times New Roman" w:eastAsia="宋体"/>
           <w:b w:val="0"/>
           <w:sz w:val="24"/>
         </w:rPr>
-        <w:t>With the acceleration of urbanization in China, a growing number of young workers have been migrating to major cities, driving sustained expansion of the housing rental market. Nevertheless, the rental industry still relies on conventional approaches for listing properties, matching tenants with landlords, and managing lease agreements, resulting in fragmented property information, unclear landlord identities, opaque fee structures, and informal contracting procedures. In particular, mainstream platforms fail to clearly differentiate among first-hand landlords, subletters, and licensed agents, while utility costs such as water, electricity, and gas are seldom standardized, leaving tenants unaware of actual living expenses until after move-in, which seriously undermines their right to information and decision-making efficiency.</w:t>
+        <w:t>With the acceleration of urbanization in China, a large number of young workers have migrated to first-tier cities, driving continuous growth in the housing rental market. However, the rental industry still relies on traditional approaches for listing properties, matching transactions, and managing contracts, resulting in difficulties in verifying landlord identities, opaque fee structures, and irregular signing procedures. Major platforms fail to clearly distinguish among direct landlords, sublease landlords, and licensed agents, while utility costs such as water, electricity, and gas remain unlabeled, leaving tenants unaware of actual living expenses until after move-in.</w:t>
       </w:r>
     </w:p>
     <w:p>
       <w:pPr>
-        <w:spacing w:line="560" w:lineRule="exact" w:before="0" w:after="0"/>
-        <w:ind w:firstLine="480"/>
-        <w:jc w:val="both"/>
+        <w:spacing w:after="80" w:before="0" w:line="360" w:lineRule="auto"/>
+        <w:ind w:firstLine="425"/>
+        <w:jc w:val="left"/>
       </w:pPr>
       <w:r>
         <w:rPr>
-          <w:rFonts w:ascii="Times New Roman" w:hAnsi="Times New Roman" w:eastAsia="Times New Roman"/>
+          <w:rFonts w:ascii="Times New Roman" w:hAnsi="Times New Roman" w:eastAsia="宋体"/>
           <w:b w:val="0"/>
           <w:sz w:val="24"/>
         </w:rPr>
-        <w:t>To address these issues, this thesis designs and implements a housing rental management platform built on the Spring Boot technology stack. The system adopts a B/S architecture with a separated front-end and back-end. The back-end is powered by Spring Boot 3.x together with MyBatis-Plus for data persistence. The front-end is developed with Vue 3 and Element Plus. MySQL 8.0 serves as the relational database, supplemented by Redis for hot-data caching to improve query performance.</w:t>
+        <w:t>To address these pain points, this thesis designs and implements a housing rental management platform based on the Spring Boot technology stack. The system adopts a B/S architecture with Spring Boot 3.x and MyBatis-Plus on the backend, Vue 3 with Element Plus on the frontend, MySQL 8.0 for data storage, and Redis for caching. The platform serves three user roles — tenant, landlord, and administrator — and comprises six subsystems covering user services, property management, leasing operations, contract approval, message notification, and backend administration.</w:t>
       </w:r>
     </w:p>
     <w:p>
       <w:pPr>
-        <w:spacing w:line="560" w:lineRule="exact" w:before="0" w:after="0"/>
-        <w:ind w:firstLine="480"/>
-        <w:jc w:val="both"/>
+        <w:spacing w:after="200" w:before="0" w:line="360" w:lineRule="auto"/>
+        <w:ind w:firstLine="425"/>
+        <w:jc w:val="left"/>
       </w:pPr>
       <w:r>
         <w:rPr>
-          <w:rFonts w:ascii="Times New Roman" w:hAnsi="Times New Roman" w:eastAsia="Times New Roman"/>
+          <w:rFonts w:ascii="Times New Roman" w:hAnsi="Times New Roman" w:eastAsia="宋体"/>
           <w:b w:val="0"/>
           <w:sz w:val="24"/>
         </w:rPr>
-        <w:t>Functionally, the platform is organized around three user roles — tenant, landlord, and administrator — and comprises six subsystems: user services, property management, leasing operations, contract approval, message notification, and back-office administration. The following innovative features are highlighted. First, a “three-type landlord plus five-category fee” dual-transparency model is proposed, which prominently labels property listings with the landlord category (first-hand owner, subletter, or licensed agent) and mandates the disclosure of pricing methods and historical averages for water, electricity, gas, property-management, and internet fees. Second, a hybrid recommendation engine combining collaborative filtering and content-based similarity is constructed to deliver personalized property matching based on tenant browsing, bookmarking, and ordering behaviors. Third, the Activiti 7 workflow engine is integrated to automate approval flows for property listing reviews and contract signing, while RabbitMQ handles asynchronous notifications such as contract-status updates and viewing-appointment confirmations, reducing manual intervention. Fourth, a lightweight contract risk-control module is developed to scan contract texts against a predefined rule base, detecting common risk clauses such as vague deposit-refund conditions or missing maintenance obligations, and alerting both parties accordingly.</w:t>
+        <w:t>Key innovations include: a dual-transparency model featuring "three landlord types plus five fee items" that mandates disclosure of landlord identity and utility pricing; a hybrid recommendation engine combining collaborative filtering with content-based similarity to match tenants with properties based on browsing and booking behaviors; integration of the Activiti 7 workflow engine to automate listing review and contract signing processes with RabbitMQ-based asynchronous notifications; and a lightweight contract risk-control module that uses a preset rule library to detect common risk clauses such as vague deposit terms and missing maintenance obligations. Testing across functional, performance, and security dimensions confirms that all modules operate correctly and meet the intended design objectives.</w:t>
       </w:r>
     </w:p>
     <w:p>
       <w:pPr>
-        <w:spacing w:line="560" w:lineRule="exact" w:before="0" w:after="0"/>
-        <w:ind w:firstLine="480"/>
-        <w:jc w:val="both"/>
+        <w:spacing w:after="120" w:line="360" w:lineRule="auto"/>
+        <w:ind w:firstLine="425"/>
+        <w:jc w:val="left"/>
       </w:pPr>
       <w:r>
         <w:rPr>
-          <w:rFonts w:ascii="Times New Roman" w:hAnsi="Times New Roman" w:eastAsia="Times New Roman"/>
-          <w:b w:val="0"/>
-          <w:sz w:val="24"/>
-        </w:rPr>
-        <w:t>The system was validated from three perspectives: functional completeness, concurrent performance, and security protection. Functional tests covered the entire business chain including registration, property search, order placement, contract generation, risk identification, intelligent recommendation, and back-office analytics. Performance tests used JMeter to simulate high-concurrency scenarios, confirming stable system response under load. Security tests examined API authentication, sensitive-data encryption, and defenses against SQL injection and cross-site scripting attacks. The results demonstrate that all modules operate correctly, recommendation outputs align well with user preferences, and risk-control rules effectively cover prevalent contract hazards, meeting the intended design objectives.</w:t>
-      </w:r>
-    </w:p>
-    <w:p>
-      <w:pPr>
-        <w:spacing w:line="560" w:lineRule="exact" w:before="0" w:after="0"/>
-        <w:ind w:firstLine="480"/>
-        <w:jc w:val="both"/>
-      </w:pPr>
-      <w:r>
-        <w:rPr>
-          <w:rFonts w:ascii="Times New Roman" w:hAnsi="Times New Roman" w:eastAsia="Times New Roman"/>
-          <w:b w:val="0"/>
-          <w:sz w:val="24"/>
-        </w:rPr>
-        <w:t>This system offers a technical reference for the digital transformation of the housing rental industry. It makes meaningful contributions in information transparency, business-process automation, and intelligent risk control, and holds practical significance for alleviating information asymmetry, improving transaction efficiency, and safeguarding tenant rights in the rental market.</w:t>
-      </w:r>
-    </w:p>
-    <w:p>
-      <w:pPr>
-        <w:spacing w:line="560" w:lineRule="exact" w:before="240" w:after="0"/>
-        <w:ind w:firstLine="480"/>
-        <w:jc w:val="both"/>
-      </w:pPr>
-      <w:r>
-        <w:rPr>
-          <w:rFonts w:ascii="Times New Roman" w:hAnsi="Times New Roman" w:eastAsia="Times New Roman"/>
+          <w:rFonts w:ascii="Times New Roman" w:hAnsi="Times New Roman" w:eastAsia="黑体"/>
           <w:b/>
           <w:sz w:val="24"/>
         </w:rPr>
@@ -238,11 +156,11 @@
       </w:r>
       <w:r>
         <w:rPr>
-          <w:rFonts w:ascii="Times New Roman" w:hAnsi="Times New Roman" w:eastAsia="Times New Roman"/>
+          <w:rFonts w:ascii="Times New Roman" w:hAnsi="Times New Roman" w:eastAsia="宋体"/>
           <w:b w:val="0"/>
           <w:sz w:val="24"/>
         </w:rPr>
-        <w:t>Housing Rental System; Spring Boot; Collaborative Filtering Recommendation; Workflow Engine; Contract Risk Control; Information Transparency</w:t>
+        <w:t>Housing Rental System; Spring Boot; Collaborative Filtering; Workflow Engine; Contract Risk Control; Information Transparency</w:t>
       </w:r>
     </w:p>
     <w:sectPr>

--- a/docs/毕业论文摘要.docx
+++ b/docs/毕业论文摘要.docx
@@ -17,22 +17,27 @@
     </w:p>
     <w:p>
       <w:r>
-        <w:t>城镇化与青年租住需求增长使租赁市场亟需透明、规范的线上服务，线下招租与人工撮合常出现房东身份混淆、费用披露不足、合同约束力弱等问题。</w:t>
+        <w:t>随着城镇化加速与青年租住群体扩大，租赁市场对信息透明、流程规范、风险防控提出更高要求。线下招租与人工撮合导致房东身份模糊、费用披露缺失、合同约束不足，租客决策成本上升。</w:t>
       </w:r>
     </w:p>
     <w:p>
       <w:r>
-        <w:t>本文构建基于 Spring Boot 3.x 的房屋租赁平台，采用 Spring Boot+MyBatis-Plus 处理业务，Vue 3+Element Plus 负责交互，MySQL 8.0 存储数据，Redis 缓存热点，Activiti 7 管理流程，RabbitMQ 承担异步通知。平台面向租客、房东与管理端，提供用户、房源、租赁、合同、消息、运营等服务，核心包括四项设计：一是“ 三类房东+五项费用 ”双透明模型，标注房东类别并披露水、电、燃气、物业、网络计价方式；二是融合协同过滤与内容相似度的混合推荐，结合浏览、收藏、下单行为生成个性化结果；三是以 Activiti 定义房源上架、合同签署等自动化流转，RabbitMQ 分发合同状态与预约确认；四是规则库驱动的轻量合同风控，识别押金约定模糊、维修责任缺失等风险条款并预警。</w:t>
+        <w:t>本文设计并实现基于 Spring Boot 的房屋租赁管理平台，采用 B/S 架构，后端 Spring Boot 3.x+MyBatis-Plus，前端 Vue 3+Element Plus，MySQL 8.0 存储，Redis 缓存热点数据。系统面向租客、房东、管理员，涵盖用户服务、房源管理、租赁业务、合同审批、消息通知、后台管理六大子系统。</w:t>
       </w:r>
     </w:p>
     <w:p>
       <w:r>
-        <w:t>功能、性能与安全测试验证业务链路、并发响应和防护措施均达预期，平台实现信息透明、流程规范与智能风控协同，为租赁业务数字化提供参考路径。</w:t>
+        <w:t>核心创新：提出“ 三类房东＋五项费用 ”双透明模型，强制标注一手房东、转租房东与中介属性并披露水电燃气物业网络计价方式；构建融合协同过滤与内容相似度的混合推荐，引入用户行为实现房源匹配；集成 Activiti 7 驱动审核与签约流转，结合 RabbitMQ 异步通知；开发规则库驱动的轻量合同风控，识别押金模糊、维修责任缺失等风险条款。</w:t>
       </w:r>
     </w:p>
     <w:p>
       <w:r>
-        <w:t>关键词：房屋租赁；Spring Boot；混合推荐；流程引擎；合同风控；信息透明</w:t>
+        <w:t>功能、性能、安全测试表明系统在并发场景下运行稳定，风控覆盖常见风险，满足信息透明与流程合规目标。</w:t>
+      </w:r>
+    </w:p>
+    <w:p>
+      <w:r>
+        <w:t>关键词：房屋租赁系统；Spring Boot；协同过滤推荐；流程引擎；合同风控；信息透明</w:t>
       </w:r>
     </w:p>
     <w:sectPr>
